--- a/frontend/e2e/fixtures/ban-thao-co-anh.docx
+++ b/frontend/e2e/fixtures/ban-thao-co-anh.docx
@@ -99,4 +99,12 @@
     </w:p>
   </w:body>
 </w:document>
+</file>
+
+<file path=word/styles.xml><?xml version="1.0" encoding="utf-8"?>
+<w:styles xmlns:w="http://schemas.openxmlformats.org/wordprocessingml/2006/main">
+  <w:style w:type="paragraph" w:styleId="Heading1">
+    <w:name w:val="heading 1"/>
+  </w:style>
+</w:styles>
 </file>